--- a/1-Prototipagem-Eletromecanica/Projeto-Final/Projeto-Final-ELT532.docx
+++ b/1-Prototipagem-Eletromecanica/Projeto-Final/Projeto-Final-ELT532.docx
@@ -181,62 +181,70 @@
     <w:p>
       <w:pPr>
         <w:spacing w:line="360" w:lineRule="auto"/>
-        <w:rPr>
-          <w:rFonts w:ascii="Didot" w:hAnsi="Didot" w:cs="Didot"/>
-        </w:rPr>
-      </w:pPr>
-    </w:p>
-    <w:p>
-      <w:pPr>
-        <w:spacing w:line="360" w:lineRule="auto"/>
-        <w:rPr>
-          <w:rFonts w:ascii="Didot" w:hAnsi="Didot" w:cs="Didot"/>
-        </w:rPr>
-      </w:pPr>
-    </w:p>
-    <w:p>
-      <w:pPr>
-        <w:spacing w:line="360" w:lineRule="auto"/>
-        <w:rPr>
-          <w:rFonts w:ascii="Didot" w:hAnsi="Didot" w:cs="Didot"/>
-        </w:rPr>
-      </w:pPr>
-    </w:p>
-    <w:p>
-      <w:pPr>
-        <w:spacing w:line="360" w:lineRule="auto"/>
-        <w:rPr>
-          <w:rFonts w:ascii="Didot" w:hAnsi="Didot" w:cs="Didot"/>
-        </w:rPr>
-      </w:pPr>
-    </w:p>
-    <w:p>
-      <w:pPr>
-        <w:spacing w:line="360" w:lineRule="auto"/>
-        <w:rPr>
-          <w:rFonts w:ascii="Didot" w:hAnsi="Didot" w:cs="Didot"/>
-        </w:rPr>
-      </w:pPr>
-    </w:p>
-    <w:p>
-      <w:pPr>
-        <w:spacing w:line="360" w:lineRule="auto"/>
-        <w:rPr>
-          <w:rFonts w:ascii="Didot" w:hAnsi="Didot" w:cs="Didot"/>
-        </w:rPr>
-      </w:pPr>
-    </w:p>
-    <w:p>
-      <w:pPr>
-        <w:spacing w:line="360" w:lineRule="auto"/>
-        <w:rPr>
-          <w:rFonts w:ascii="Didot" w:hAnsi="Didot" w:cs="Didot"/>
-        </w:rPr>
-      </w:pPr>
-    </w:p>
-    <w:p>
-      <w:pPr>
-        <w:spacing w:line="360" w:lineRule="auto"/>
+        <w:jc w:val="center"/>
+        <w:rPr>
+          <w:rFonts w:ascii="Didot" w:hAnsi="Didot" w:cs="Didot"/>
+        </w:rPr>
+      </w:pPr>
+    </w:p>
+    <w:p>
+      <w:pPr>
+        <w:spacing w:line="360" w:lineRule="auto"/>
+        <w:jc w:val="center"/>
+        <w:rPr>
+          <w:rFonts w:ascii="Didot" w:hAnsi="Didot" w:cs="Didot"/>
+        </w:rPr>
+      </w:pPr>
+    </w:p>
+    <w:p>
+      <w:pPr>
+        <w:spacing w:line="360" w:lineRule="auto"/>
+        <w:jc w:val="center"/>
+        <w:rPr>
+          <w:rFonts w:ascii="Didot" w:hAnsi="Didot" w:cs="Didot"/>
+        </w:rPr>
+      </w:pPr>
+    </w:p>
+    <w:p>
+      <w:pPr>
+        <w:spacing w:line="360" w:lineRule="auto"/>
+        <w:jc w:val="center"/>
+        <w:rPr>
+          <w:rFonts w:ascii="Didot" w:hAnsi="Didot" w:cs="Didot"/>
+        </w:rPr>
+      </w:pPr>
+    </w:p>
+    <w:p>
+      <w:pPr>
+        <w:spacing w:line="360" w:lineRule="auto"/>
+        <w:jc w:val="center"/>
+        <w:rPr>
+          <w:rFonts w:ascii="Didot" w:hAnsi="Didot" w:cs="Didot"/>
+        </w:rPr>
+      </w:pPr>
+    </w:p>
+    <w:p>
+      <w:pPr>
+        <w:spacing w:line="360" w:lineRule="auto"/>
+        <w:jc w:val="center"/>
+        <w:rPr>
+          <w:rFonts w:ascii="Didot" w:hAnsi="Didot" w:cs="Didot"/>
+        </w:rPr>
+      </w:pPr>
+    </w:p>
+    <w:p>
+      <w:pPr>
+        <w:spacing w:line="360" w:lineRule="auto"/>
+        <w:jc w:val="center"/>
+        <w:rPr>
+          <w:rFonts w:ascii="Didot" w:hAnsi="Didot" w:cs="Didot"/>
+        </w:rPr>
+      </w:pPr>
+    </w:p>
+    <w:p>
+      <w:pPr>
+        <w:spacing w:line="360" w:lineRule="auto"/>
+        <w:jc w:val="center"/>
         <w:rPr>
           <w:rFonts w:ascii="Didot" w:hAnsi="Didot" w:cs="Didot"/>
         </w:rPr>
